--- a/(e)CRF/Per protocolnaam/45a_Health-Economic Diary (bi-weekly, month 0-3).docx
+++ b/(e)CRF/Per protocolnaam/45a_Health-Economic Diary (bi-weekly, month 0-3).docx
@@ -97,7 +97,7 @@
         <w:rPr>
           <w:color w:val="2E3B47"/>
         </w:rPr>
-        <w:t>Uw medicatiegebruik hoeft u hier niet opnieuw te noteren — dat gebeurt al wekelijks in uw dagboek bij de start (eCRF-document 45). Dit dagboekje gaat over de andere kosten: contact met een kinesist/ergotherapeut, consultaties, thuisverpleegkundige, thuiszorgdiensten, voetzorgmateriaal en hulpmiddelen, en eventueel dagziekenhuis- of ziekenhuisverblijf.</w:t>
+        <w:t>Uw medicatiegebruik hoeft u hier niet opnieuw te noteren — u gaf dat al volledig op in uw dagboek bij de start (eCRF-document 45), en veranderingen vragen we u vanaf maand 3 in dagboekje 45b. Dit dagboekje gaat over de andere kosten: contact met een kinesist/ergotherapeut, consultaties, thuisverpleegkundige, thuiszorgdiensten, voetzorgmateriaal en hulpmiddelen, en eventueel dagziekenhuis- of ziekenhuisverblijf.</w:t>
       </w:r>
     </w:p>
     <w:p>
